--- a/research/outreach/subjects/darity/Technical_Appendix_Commons_Bonds_with-citations_2026-05-14.docx
+++ b/research/outreach/subjects/darity/Technical_Appendix_Commons_Bonds_with-citations_2026-05-14.docx
@@ -4492,7 +4492,7 @@
         <w:t xml:space="preserve">redress</w:t>
       </w:r>
       <w:r>
-        <w:t xml:space="preserve">, which itself decomposes into two sub-types — symbolic redress and material restitution — of which Darity and Mullen explicitly declare in favor of restitution; and (3) closure (the recipient community's standing to make further claims if subsequent harms occur). In the Darity-Mullen typology, "restitution" is therefore not a concept alongside-and-distinct-from reparations — it is the material sub-type of the redress component within their reparations program. The framework's Restitution Bond (B₁) is positioned as the instrument that operationalizes the restitution component of redress in Darity-Mullen's typology, extended to the broader case-class the framework engages (commons-extraction cases beyond the Black-American-descendants-of-US-slavery context Darity and Mullen specifically scope). Darity (2026) explicitly approved the framework's use of "reparations" terminology for non-Black-American extraction cases provided the calculations do not underestimate what is due; the framework's Method 1 + Method 2 + Method 3 triangulation discipline (§3) is the framework's structural pledge against underestimation. Where the framework writes "Restitution Bond" without qualifier, the reader should read it as</w:t>
+        <w:t xml:space="preserve">, which itself decomposes into two sub-types — symbolic redress and material restitution — of which Darity and Mullen explicitly declare in favor of restitution; and (3) closure (the recipient community's standing to make further claims if subsequent harms occur). In the Darity-Mullen typology, "restitution" is therefore not a concept alongside-and-distinct-from reparations — it is the material sub-type of the redress component within their reparations program. The framework's Restitution Bond (B₁) is positioned as the instrument that operationalizes the restitution component of redress in Darity-Mullen's typology, extended to the broader case-class the framework engages (commons-extraction cases beyond the Black-American-descendants-of-US-slavery context Darity and Mullen specifically scope). Darity (2026) reaffirmed the typology in conversation and offered a more permissive vocabulary stance than the framework adopts. The "don't call everything reparations" discipline, Darity noted, is scope-specific to Black American descendants of US slavery — the eligible recipient population Darity and Mullen identify on lineage-and-identity criteria (descent from individuals enslaved in the United States, plus self-identification as Black/Negro/African American on a public document for at least twelve years; lineage-based rather than race-based). For the broader case-class the framework engages, Darity did not view the framework's calculations as underestimating what is due — a standard the framework's Method 1 + Method 2 + Method 3 triangulation discipline (§3) is structurally committed to honoring. The framework nonetheless retains "restitution" as its operative term: the sub-type-of-redress label within the Darity-Mullen reparations program rather than a relabeling of reparations itself. Where the framework writes "Restitution Bond" without qualifier, the reader should read it as</w:t>
       </w:r>
       <w:r>
         <w:t xml:space="preserve"> </w:t>

--- a/research/outreach/subjects/darity/Technical_Appendix_Commons_Bonds_with-citations_2026-05-14.docx
+++ b/research/outreach/subjects/darity/Technical_Appendix_Commons_Bonds_with-citations_2026-05-14.docx
@@ -4492,7 +4492,7 @@
         <w:t xml:space="preserve">redress</w:t>
       </w:r>
       <w:r>
-        <w:t xml:space="preserve">, which itself decomposes into two sub-types — symbolic redress and material restitution — of which Darity and Mullen explicitly declare in favor of restitution; and (3) closure (the recipient community's standing to make further claims if subsequent harms occur). In the Darity-Mullen typology, "restitution" is therefore not a concept alongside-and-distinct-from reparations — it is the material sub-type of the redress component within their reparations program. The framework's Restitution Bond (B₁) is positioned as the instrument that operationalizes the restitution component of redress in Darity-Mullen's typology, extended to the broader case-class the framework engages (commons-extraction cases beyond the Black-American-descendants-of-US-slavery context Darity and Mullen specifically scope). Darity (2026) reaffirmed the typology in conversation and offered a more permissive vocabulary stance than the framework adopts. The "don't call everything reparations" discipline, Darity noted, is scope-specific to Black American descendants of US slavery — the eligible recipient population Darity and Mullen identify on lineage-and-identity criteria (descent from individuals enslaved in the United States, plus self-identification as Black/Negro/African American on a public document for at least twelve years; lineage-based rather than race-based). For the broader case-class the framework engages, Darity did not view the framework's calculations as underestimating what is due — a standard the framework's Method 1 + Method 2 + Method 3 triangulation discipline (§3) is structurally committed to honoring. The framework nonetheless retains "restitution" as its operative term: the sub-type-of-redress label within the Darity-Mullen reparations program rather than a relabeling of reparations itself. Where the framework writes "Restitution Bond" without qualifier, the reader should read it as</w:t>
+        <w:t xml:space="preserve">, which itself decomposes into two sub-types — symbolic redress and material restitution — of which Darity and Mullen explicitly declare in favor of restitution; and (3) closure (the recipient community's standing to make further claims if subsequent harms occur). In the Darity-Mullen typology, "restitution" is therefore not a concept alongside-and-distinct-from reparations — it is the material sub-type of the redress component within their reparations program. The framework's Restitution Bond (B₁) is positioned as the instrument that operationalizes the restitution component of redress in Darity-Mullen's typology, extended to the broader case-class the framework engages (commons-extraction cases beyond the Black-American-descendants-of-US-slavery context Darity and Mullen specifically scope). Darity (2026) did not view the framework's calculations across its broader case-class — cost-severance and extraction-community contexts beyond the reparations apparatus Darity and Mullen specifically scope — as underestimating what is due. The framework's Method 1 + Method 2 + Method 3 triangulation discipline (§3) is the framework's structural pledge against underestimation. Where the framework writes "Restitution Bond" without qualifier, the reader should read it as</w:t>
       </w:r>
       <w:r>
         <w:t xml:space="preserve"> </w:t>

--- a/research/outreach/subjects/darity/Technical_Appendix_Commons_Bonds_with-citations_2026-05-14.docx
+++ b/research/outreach/subjects/darity/Technical_Appendix_Commons_Bonds_with-citations_2026-05-14.docx
@@ -4664,7 +4664,77 @@
         <w:pStyle w:val="FirstParagraph"/>
       </w:pPr>
       <w:r>
-        <w:t xml:space="preserve">Earlier working labels included "Reparations Bond" for B₁ and "Resource-Foreclosure Bond" for B₂. Both were reviewed against alternatives (Reparations Bond vs Restitution Bond; Resource-Foreclosure Bond vs Foreclosure Bond / Future-Options Bond / Long-Horizon Bond / Intergenerational Resource Bond / Hartwick Bond / Sovereign Reserve Bond / Forward Accountability Bond) and the current names selected for: cross-political-tradition adoption breadth ("Reparations" carries US-political-loading; "Restitution" carries broader cross-tradition adoption — legal-scholarship; civil-law; international-law; classical-philosophy); term-pair coherence (Restitution Bond + Foreclosure Bond reads as natural pair); shorter form preserving descriptive content via framework context.</w:t>
+        <w:t xml:space="preserve">Earlier working labels were "Reparations Bond" for B₁ and "Resource-Foreclosure Bond" for B₂. For B₁, "Reparations Bond" was reviewed against "Restitution Bond." For B₂, "Resource-Foreclosure Bond" was reviewed against "Foreclosure Bond," "Future-Options Bond," "Long-Horizon Bond," "Intergenerational Resource Bond," "Hartwick Bond," "Sovereign Reserve Bond," and "Forward Accountability Bond." The current names were selected on three criteria.</w:t>
+      </w:r>
+    </w:p>
+    <w:p>
+      <w:pPr>
+        <w:pStyle w:val="BodyText"/>
+      </w:pPr>
+      <w:r>
+        <w:rPr>
+          <w:bCs/>
+          <w:b/>
+        </w:rPr>
+        <w:t xml:space="preserve">Cross-political-tradition adoption breadth.</w:t>
+      </w:r>
+      <w:r>
+        <w:t xml:space="preserve"> </w:t>
+      </w:r>
+      <w:r>
+        <w:t xml:space="preserve">"Reparations" carries US-political-loading specific to the Black-American descendants-of-US-slavery context that Darity and Mullen specifically scope. "Restitution" carries broader cross-tradition adoption — legal-scholarship, civil-law, international-law, and classical-philosophy traditions all use the term — which suits the framework's commons-extraction case-class extending beyond that population.</w:t>
+      </w:r>
+    </w:p>
+    <w:p>
+      <w:pPr>
+        <w:pStyle w:val="BodyText"/>
+      </w:pPr>
+      <w:r>
+        <w:rPr>
+          <w:bCs/>
+          <w:b/>
+        </w:rPr>
+        <w:t xml:space="preserve">Term-pair coherence.</w:t>
+      </w:r>
+      <w:r>
+        <w:t xml:space="preserve"> </w:t>
+      </w:r>
+      <w:r>
+        <w:t xml:space="preserve">"Restitution Bond" + "Foreclosure Bond" reads as a natural pair: both are short two-word labels denoting the backward-and-forward sub-instruments of the same Accountability Bond aggregate.</w:t>
+      </w:r>
+    </w:p>
+    <w:p>
+      <w:pPr>
+        <w:pStyle w:val="BodyText"/>
+      </w:pPr>
+      <w:r>
+        <w:rPr>
+          <w:bCs/>
+          <w:b/>
+        </w:rPr>
+        <w:t xml:space="preserve">Descriptive content preserved via framework context.</w:t>
+      </w:r>
+      <w:r>
+        <w:t xml:space="preserve"> </w:t>
+      </w:r>
+      <w:r>
+        <w:t xml:space="preserve">The shorter "Foreclosure Bond" over "Resource-Foreclosure Bond" recovers its domain meaning from the surrounding framework apparatus rather than from internal label-length; §5.1.2's</w:t>
+      </w:r>
+      <w:r>
+        <w:t xml:space="preserve"> </w:t>
+      </w:r>
+      <w:r>
+        <w:rPr>
+          <w:iCs/>
+          <w:i/>
+        </w:rPr>
+        <w:t xml:space="preserve">Why "Foreclosure Bond" over "Resource-Foreclosure Bond"</w:t>
+      </w:r>
+      <w:r>
+        <w:t xml:space="preserve"> </w:t>
+      </w:r>
+      <w:r>
+        <w:t xml:space="preserve">note supplies the B₂-specific rationale (Foreclosure Cost / Foreclosure Bond term-pair coherence; dinner-table-strong via mortgage-foreclosure analogy).</w:t>
       </w:r>
     </w:p>
     <w:bookmarkEnd w:id="45"/>
